--- a/docs/dev/DEV-05 Dashboard and UI Prototyping.docx
+++ b/docs/dev/DEV-05 Dashboard and UI Prototyping.docx
@@ -133,15 +133,15 @@
     <w:p>
       <w:pPr>
         <w:keepNext/>
-        <w:spacing w:after="80" w:before="120"/>
-      </w:pPr>
-      <w:r>
-        <w:rPr>
-          <w:rFonts w:ascii="Arial" w:cs="Arial" w:eastAsia="Arial" w:hAnsi="Arial"/>
-          <w:i/>
-          <w:iCs/>
-          <w:sz w:val="18"/>
-          <w:szCs w:val="18"/>
+        <w:spacing w:after="80" w:before="160"/>
+      </w:pPr>
+      <w:r>
+        <w:rPr>
+          <w:rFonts w:ascii="Arial" w:cs="Arial" w:eastAsia="Arial" w:hAnsi="Arial"/>
+          <w:b/>
+          <w:bCs/>
+          <w:sz w:val="22"/>
+          <w:szCs w:val="22"/>
         </w:rPr>
         <w:t xml:space="preserve">Table 1. Required dashboard elements and where they are</w:t>
       </w:r>
@@ -1201,15 +1201,15 @@
     <w:p>
       <w:pPr>
         <w:keepNext/>
-        <w:spacing w:after="80" w:before="120"/>
-      </w:pPr>
-      <w:r>
-        <w:rPr>
-          <w:rFonts w:ascii="Arial" w:cs="Arial" w:eastAsia="Arial" w:hAnsi="Arial"/>
-          <w:i/>
-          <w:iCs/>
-          <w:sz w:val="18"/>
-          <w:szCs w:val="18"/>
+        <w:spacing w:after="80" w:before="160"/>
+      </w:pPr>
+      <w:r>
+        <w:rPr>
+          <w:rFonts w:ascii="Arial" w:cs="Arial" w:eastAsia="Arial" w:hAnsi="Arial"/>
+          <w:b/>
+          <w:bCs/>
+          <w:sz w:val="22"/>
+          <w:szCs w:val="22"/>
         </w:rPr>
         <w:t xml:space="preserve">Table 2. States the page handles</w:t>
       </w:r>
@@ -1961,15 +1961,15 @@
     <w:p>
       <w:pPr>
         <w:keepNext/>
-        <w:spacing w:after="80" w:before="120"/>
-      </w:pPr>
-      <w:r>
-        <w:rPr>
-          <w:rFonts w:ascii="Arial" w:cs="Arial" w:eastAsia="Arial" w:hAnsi="Arial"/>
-          <w:i/>
-          <w:iCs/>
-          <w:sz w:val="18"/>
-          <w:szCs w:val="18"/>
+        <w:spacing w:after="80" w:before="160"/>
+      </w:pPr>
+      <w:r>
+        <w:rPr>
+          <w:rFonts w:ascii="Arial" w:cs="Arial" w:eastAsia="Arial" w:hAnsi="Arial"/>
+          <w:b/>
+          <w:bCs/>
+          <w:sz w:val="22"/>
+          <w:szCs w:val="22"/>
         </w:rPr>
         <w:t xml:space="preserve">Table 3. Automated tests for the page</w:t>
       </w:r>
@@ -2359,7 +2359,7 @@
 <w:ftr xmlns:wpc="http://schemas.microsoft.com/office/word/2010/wordprocessingCanvas" xmlns:mc="http://schemas.openxmlformats.org/markup-compatibility/2006" xmlns:o="urn:schemas-microsoft-com:office:office" xmlns:r="http://schemas.openxmlformats.org/officeDocument/2006/relationships" xmlns:m="http://schemas.openxmlformats.org/officeDocument/2006/math" xmlns:v="urn:schemas-microsoft-com:vml" xmlns:wp14="http://schemas.microsoft.com/office/word/2010/wordprocessingDrawing" xmlns:wp="http://schemas.openxmlformats.org/drawingml/2006/wordprocessingDrawing" xmlns:w10="urn:schemas-microsoft-com:office:word" xmlns:w="http://schemas.openxmlformats.org/wordprocessingml/2006/main" xmlns:w14="http://schemas.microsoft.com/office/word/2010/wordml" xmlns:w15="http://schemas.microsoft.com/office/word/2012/wordml" xmlns:wpg="http://schemas.microsoft.com/office/word/2010/wordprocessingGroup" xmlns:wpi="http://schemas.microsoft.com/office/word/2010/wordprocessingInk" xmlns:wne="http://schemas.microsoft.com/office/word/2006/wordml" xmlns:wps="http://schemas.microsoft.com/office/word/2010/wordprocessingShape">
   <w:p>
     <w:pPr>
-      <w:jc w:val="right"/>
+      <w:jc w:val="center"/>
     </w:pPr>
     <w:r>
       <w:rPr>

--- a/docs/dev/DEV-05 Dashboard and UI Prototyping.docx
+++ b/docs/dev/DEV-05 Dashboard and UI Prototyping.docx
@@ -488,7 +488,7 @@
                 <w:sz w:val="18"/>
                 <w:szCs w:val="18"/>
               </w:rPr>
-              <w:t xml:space="preserve">Predicted ready date, due date and "How N days add up" breakdown</w:t>
+              <w:t xml:space="preserve">Predicted ready date, due date, chance of being late and "How N days add up" breakdown</w:t>
             </w:r>
           </w:p>
         </w:tc>
@@ -553,7 +553,7 @@
                 <w:sz w:val="18"/>
                 <w:szCs w:val="18"/>
               </w:rPr>
-              <w:t xml:space="preserve">Predicted turnaround in days with an "At risk" or "On track" badge</w:t>
+              <w:t xml:space="preserve">Predicted turnaround in days with its likely range and an "At risk", "Borderline" or "On track" badge</w:t>
             </w:r>
           </w:p>
         </w:tc>
@@ -720,7 +720,7 @@
       <w:r>
         <w:drawing>
           <wp:inline distT="0" distB="0" distL="0" distR="0">
-            <wp:extent cx="5124450" cy="4362450"/>
+            <wp:extent cx="5124450" cy="4524375"/>
             <wp:effectExtent t="0" r="0" b="0" l="0"/>
             <wp:docPr id="1" name="desk-top.png" descr="desk-top.png" title="desk-top.png"/>
             <wp:cNvGraphicFramePr>
@@ -745,7 +745,7 @@
                   <pic:spPr bwMode="auto">
                     <a:xfrm>
                       <a:off x="0" y="0"/>
-                      <a:ext cx="5124450" cy="4362450"/>
+                      <a:ext cx="5124450" cy="4524375"/>
                     </a:xfrm>
                     <a:prstGeom prst="rect">
                       <a:avLst/>
@@ -784,7 +784,7 @@
           <w:sz w:val="22"/>
           <w:szCs w:val="22"/>
         </w:rPr>
-        <w:t xml:space="preserve">Figure 1 shows a Transcript of Records with 2 copies, an alumni requester and 20 open requests. The model predicts </w:t>
+        <w:t xml:space="preserve">Figure 1 shows a Transcript of Records with 2 copies, an alumni requester and 20 open requests, tried on Sunday 11 October at night. The model predicts </w:t>
       </w:r>
       <w:r>
         <w:rPr>
@@ -802,7 +802,7 @@
           <w:sz w:val="22"/>
           <w:szCs w:val="22"/>
         </w:rPr>
-        <w:t xml:space="preserve">. Routed now (a Saturday night), the due date is Friday 23 October, so the predicted ready date of Saturday 24 October is late and the request is marked </w:t>
+        <w:t xml:space="preserve">, likely 7.8 to 17.6. The due date is Friday 23 October and the predicted ready date is Saturday 24 October, only hours late, with a </w:t>
       </w:r>
       <w:r>
         <w:rPr>
@@ -812,15 +812,33 @@
           <w:sz w:val="22"/>
           <w:szCs w:val="22"/>
         </w:rPr>
-        <w:t xml:space="preserve">At risk of missing the due date</w:t>
-      </w:r>
-      <w:r>
-        <w:rPr>
-          <w:rFonts w:ascii="Arial" w:cs="Arial" w:eastAsia="Arial" w:hAnsi="Arial"/>
-          <w:sz w:val="22"/>
-          <w:szCs w:val="22"/>
-        </w:rPr>
-        <w:t xml:space="preserve">. The bar list shows why: the college, Cashier and Library steps add the most days.</w:t>
+        <w:t xml:space="preserve">49% chance of being late</w:t>
+      </w:r>
+      <w:r>
+        <w:rPr>
+          <w:rFonts w:ascii="Arial" w:cs="Arial" w:eastAsia="Arial" w:hAnsi="Arial"/>
+          <w:sz w:val="22"/>
+          <w:szCs w:val="22"/>
+        </w:rPr>
+        <w:t xml:space="preserve">, so the page marks it </w:t>
+      </w:r>
+      <w:r>
+        <w:rPr>
+          <w:rFonts w:ascii="Arial" w:cs="Arial" w:eastAsia="Arial" w:hAnsi="Arial"/>
+          <w:b/>
+          <w:bCs/>
+          <w:sz w:val="22"/>
+          <w:szCs w:val="22"/>
+        </w:rPr>
+        <w:t xml:space="preserve">Borderline: just past the due date</w:t>
+      </w:r>
+      <w:r>
+        <w:rPr>
+          <w:rFonts w:ascii="Arial" w:cs="Arial" w:eastAsia="Arial" w:hAnsi="Arial"/>
+          <w:sz w:val="22"/>
+          <w:szCs w:val="22"/>
+        </w:rPr>
+        <w:t xml:space="preserve"> in amber rather than the red "At risk" badge used when lateness is more likely than not. The bar list shows why it takes this long: the college, Cashier and Library steps add the most days.</w:t>
       </w:r>
     </w:p>
     <w:p>
@@ -832,7 +850,7 @@
       <w:r>
         <w:drawing>
           <wp:inline distT="0" distB="0" distL="0" distR="0">
-            <wp:extent cx="5124450" cy="3143250"/>
+            <wp:extent cx="5124450" cy="3219450"/>
             <wp:effectExtent t="0" r="0" b="0" l="0"/>
             <wp:docPr id="2" name="desk-bottom.png" descr="desk-bottom.png" title="desk-bottom.png"/>
             <wp:cNvGraphicFramePr>
@@ -857,7 +875,7 @@
                   <pic:spPr bwMode="auto">
                     <a:xfrm>
                       <a:off x="0" y="0"/>
-                      <a:ext cx="5124450" cy="3143250"/>
+                      <a:ext cx="5124450" cy="3219450"/>
                     </a:xfrm>
                     <a:prstGeom prst="rect">
                       <a:avLst/>
@@ -908,7 +926,7 @@
       <w:r>
         <w:drawing>
           <wp:inline distT="0" distB="0" distL="0" distR="0">
-            <wp:extent cx="2190750" cy="5753100"/>
+            <wp:extent cx="2190750" cy="6010275"/>
             <wp:effectExtent t="0" r="0" b="0" l="0"/>
             <wp:docPr id="3" name="mobile-top.png" descr="mobile-top.png" title="mobile-top.png"/>
             <wp:cNvGraphicFramePr>
@@ -933,7 +951,7 @@
                   <pic:spPr bwMode="auto">
                     <a:xfrm>
                       <a:off x="0" y="0"/>
-                      <a:ext cx="2190750" cy="5753100"/>
+                      <a:ext cx="2190750" cy="6010275"/>
                     </a:xfrm>
                     <a:prstGeom prst="rect">
                       <a:avLst/>
@@ -1491,7 +1509,202 @@
                 <w:sz w:val="18"/>
                 <w:szCs w:val="18"/>
               </w:rPr>
-              <w:t xml:space="preserve">Predicted days, dates, badge (red "At risk" or green "On track") and breakdown</w:t>
+              <w:t xml:space="preserve">Predicted days with the likely range, dates, chance of being late, badge and breakdown</w:t>
+            </w:r>
+          </w:p>
+        </w:tc>
+      </w:tr>
+      <w:tr>
+        <w:trPr>
+          <w:cantSplit/>
+        </w:trPr>
+        <w:tc>
+          <w:tcPr>
+            <w:tcW w:type="dxa" w:w="2800"/>
+            <w:tcBorders>
+              <w:top w:val="single" w:color="999999" w:sz="4"/>
+              <w:left w:val="single" w:color="999999" w:sz="4"/>
+              <w:bottom w:val="single" w:color="999999" w:sz="4"/>
+              <w:right w:val="single" w:color="999999" w:sz="4"/>
+            </w:tcBorders>
+            <w:tcMar>
+              <w:top w:type="dxa" w:w="50"/>
+              <w:left w:type="dxa" w:w="90"/>
+              <w:bottom w:type="dxa" w:w="50"/>
+              <w:right w:type="dxa" w:w="90"/>
+            </w:tcMar>
+          </w:tcPr>
+          <w:p>
+            <w:pPr>
+              <w:keepNext/>
+            </w:pPr>
+            <w:r>
+              <w:rPr>
+                <w:rFonts w:ascii="Arial" w:cs="Arial" w:eastAsia="Arial" w:hAnsi="Arial"/>
+                <w:sz w:val="18"/>
+                <w:szCs w:val="18"/>
+              </w:rPr>
+              <w:t xml:space="preserve">At risk</w:t>
+            </w:r>
+          </w:p>
+        </w:tc>
+        <w:tc>
+          <w:tcPr>
+            <w:tcW w:type="dxa" w:w="6560"/>
+            <w:tcBorders>
+              <w:top w:val="single" w:color="999999" w:sz="4"/>
+              <w:left w:val="single" w:color="999999" w:sz="4"/>
+              <w:bottom w:val="single" w:color="999999" w:sz="4"/>
+              <w:right w:val="single" w:color="999999" w:sz="4"/>
+            </w:tcBorders>
+            <w:tcMar>
+              <w:top w:type="dxa" w:w="50"/>
+              <w:left w:type="dxa" w:w="90"/>
+              <w:bottom w:type="dxa" w:w="50"/>
+              <w:right w:type="dxa" w:w="90"/>
+            </w:tcMar>
+          </w:tcPr>
+          <w:p>
+            <w:pPr>
+              <w:keepNext/>
+            </w:pPr>
+            <w:r>
+              <w:rPr>
+                <w:rFonts w:ascii="Arial" w:cs="Arial" w:eastAsia="Arial" w:hAnsi="Arial"/>
+                <w:sz w:val="18"/>
+                <w:szCs w:val="18"/>
+              </w:rPr>
+              <w:t xml:space="preserve">Red "At risk of missing the due date" badge when the predicted ready date is after the due date and lateness is 50% likely or more</w:t>
+            </w:r>
+          </w:p>
+        </w:tc>
+      </w:tr>
+      <w:tr>
+        <w:trPr>
+          <w:cantSplit/>
+        </w:trPr>
+        <w:tc>
+          <w:tcPr>
+            <w:tcW w:type="dxa" w:w="2800"/>
+            <w:tcBorders>
+              <w:top w:val="single" w:color="999999" w:sz="4"/>
+              <w:left w:val="single" w:color="999999" w:sz="4"/>
+              <w:bottom w:val="single" w:color="999999" w:sz="4"/>
+              <w:right w:val="single" w:color="999999" w:sz="4"/>
+            </w:tcBorders>
+            <w:tcMar>
+              <w:top w:type="dxa" w:w="50"/>
+              <w:left w:type="dxa" w:w="90"/>
+              <w:bottom w:type="dxa" w:w="50"/>
+              <w:right w:type="dxa" w:w="90"/>
+            </w:tcMar>
+          </w:tcPr>
+          <w:p>
+            <w:pPr>
+              <w:keepNext/>
+            </w:pPr>
+            <w:r>
+              <w:rPr>
+                <w:rFonts w:ascii="Arial" w:cs="Arial" w:eastAsia="Arial" w:hAnsi="Arial"/>
+                <w:sz w:val="18"/>
+                <w:szCs w:val="18"/>
+              </w:rPr>
+              <w:t xml:space="preserve">Borderline</w:t>
+            </w:r>
+          </w:p>
+        </w:tc>
+        <w:tc>
+          <w:tcPr>
+            <w:tcW w:type="dxa" w:w="6560"/>
+            <w:tcBorders>
+              <w:top w:val="single" w:color="999999" w:sz="4"/>
+              <w:left w:val="single" w:color="999999" w:sz="4"/>
+              <w:bottom w:val="single" w:color="999999" w:sz="4"/>
+              <w:right w:val="single" w:color="999999" w:sz="4"/>
+            </w:tcBorders>
+            <w:tcMar>
+              <w:top w:type="dxa" w:w="50"/>
+              <w:left w:type="dxa" w:w="90"/>
+              <w:bottom w:type="dxa" w:w="50"/>
+              <w:right w:type="dxa" w:w="90"/>
+            </w:tcMar>
+          </w:tcPr>
+          <w:p>
+            <w:pPr>
+              <w:keepNext/>
+            </w:pPr>
+            <w:r>
+              <w:rPr>
+                <w:rFonts w:ascii="Arial" w:cs="Arial" w:eastAsia="Arial" w:hAnsi="Arial"/>
+                <w:sz w:val="18"/>
+                <w:szCs w:val="18"/>
+              </w:rPr>
+              <w:t xml:space="preserve">Amber "Borderline: just past the due date" when the prediction is past the due date but lateness is under 50% likely</w:t>
+            </w:r>
+          </w:p>
+        </w:tc>
+      </w:tr>
+      <w:tr>
+        <w:trPr>
+          <w:cantSplit/>
+        </w:trPr>
+        <w:tc>
+          <w:tcPr>
+            <w:tcW w:type="dxa" w:w="2800"/>
+            <w:tcBorders>
+              <w:top w:val="single" w:color="999999" w:sz="4"/>
+              <w:left w:val="single" w:color="999999" w:sz="4"/>
+              <w:bottom w:val="single" w:color="999999" w:sz="4"/>
+              <w:right w:val="single" w:color="999999" w:sz="4"/>
+            </w:tcBorders>
+            <w:tcMar>
+              <w:top w:type="dxa" w:w="50"/>
+              <w:left w:type="dxa" w:w="90"/>
+              <w:bottom w:type="dxa" w:w="50"/>
+              <w:right w:type="dxa" w:w="90"/>
+            </w:tcMar>
+          </w:tcPr>
+          <w:p>
+            <w:pPr>
+              <w:keepNext/>
+            </w:pPr>
+            <w:r>
+              <w:rPr>
+                <w:rFonts w:ascii="Arial" w:cs="Arial" w:eastAsia="Arial" w:hAnsi="Arial"/>
+                <w:sz w:val="18"/>
+                <w:szCs w:val="18"/>
+              </w:rPr>
+              <w:t xml:space="preserve">On track</w:t>
+            </w:r>
+          </w:p>
+        </w:tc>
+        <w:tc>
+          <w:tcPr>
+            <w:tcW w:type="dxa" w:w="6560"/>
+            <w:tcBorders>
+              <w:top w:val="single" w:color="999999" w:sz="4"/>
+              <w:left w:val="single" w:color="999999" w:sz="4"/>
+              <w:bottom w:val="single" w:color="999999" w:sz="4"/>
+              <w:right w:val="single" w:color="999999" w:sz="4"/>
+            </w:tcBorders>
+            <w:tcMar>
+              <w:top w:type="dxa" w:w="50"/>
+              <w:left w:type="dxa" w:w="90"/>
+              <w:bottom w:type="dxa" w:w="50"/>
+              <w:right w:type="dxa" w:w="90"/>
+            </w:tcMar>
+          </w:tcPr>
+          <w:p>
+            <w:pPr>
+              <w:keepNext/>
+            </w:pPr>
+            <w:r>
+              <w:rPr>
+                <w:rFonts w:ascii="Arial" w:cs="Arial" w:eastAsia="Arial" w:hAnsi="Arial"/>
+                <w:sz w:val="18"/>
+                <w:szCs w:val="18"/>
+              </w:rPr>
+              <w:t xml:space="preserve">Green "On track" badge</w:t>
             </w:r>
           </w:p>
         </w:tc>
@@ -1873,7 +2086,7 @@
           <w:sz w:val="22"/>
           <w:szCs w:val="22"/>
         </w:rPr>
-        <w:t xml:space="preserve"> rows of requests that are still in progress and flagged at risk.</w:t>
+        <w:t xml:space="preserve"> rows of requests that are still in progress and flagged at risk, and shows each one's chance of being late.</w:t>
       </w:r>
     </w:p>
     <w:p>
@@ -2187,6 +2400,71 @@
                 <w:szCs w:val="18"/>
               </w:rPr>
               <w:t xml:space="preserve">the page lists at-risk requests and compares predicted with actual</w:t>
+            </w:r>
+          </w:p>
+        </w:tc>
+      </w:tr>
+      <w:tr>
+        <w:trPr>
+          <w:cantSplit/>
+        </w:trPr>
+        <w:tc>
+          <w:tcPr>
+            <w:tcW w:type="dxa" w:w="2000"/>
+            <w:tcBorders>
+              <w:top w:val="single" w:color="999999" w:sz="4"/>
+              <w:left w:val="single" w:color="999999" w:sz="4"/>
+              <w:bottom w:val="single" w:color="999999" w:sz="4"/>
+              <w:right w:val="single" w:color="999999" w:sz="4"/>
+            </w:tcBorders>
+            <w:tcMar>
+              <w:top w:type="dxa" w:w="50"/>
+              <w:left w:type="dxa" w:w="90"/>
+              <w:bottom w:type="dxa" w:w="50"/>
+              <w:right w:type="dxa" w:w="90"/>
+            </w:tcMar>
+          </w:tcPr>
+          <w:p>
+            <w:pPr>
+              <w:keepNext/>
+            </w:pPr>
+            <w:r>
+              <w:rPr>
+                <w:rFonts w:ascii="Arial" w:cs="Arial" w:eastAsia="Arial" w:hAnsi="Arial"/>
+                <w:sz w:val="18"/>
+                <w:szCs w:val="18"/>
+              </w:rPr>
+              <w:t xml:space="preserve">REQ-08-11</w:t>
+            </w:r>
+          </w:p>
+        </w:tc>
+        <w:tc>
+          <w:tcPr>
+            <w:tcW w:type="dxa" w:w="7360"/>
+            <w:tcBorders>
+              <w:top w:val="single" w:color="999999" w:sz="4"/>
+              <w:left w:val="single" w:color="999999" w:sz="4"/>
+              <w:bottom w:val="single" w:color="999999" w:sz="4"/>
+              <w:right w:val="single" w:color="999999" w:sz="4"/>
+            </w:tcBorders>
+            <w:tcMar>
+              <w:top w:type="dxa" w:w="50"/>
+              <w:left w:type="dxa" w:w="90"/>
+              <w:bottom w:type="dxa" w:w="50"/>
+              <w:right w:type="dxa" w:w="90"/>
+            </w:tcMar>
+          </w:tcPr>
+          <w:p>
+            <w:pPr>
+              <w:keepNext/>
+            </w:pPr>
+            <w:r>
+              <w:rPr>
+                <w:rFonts w:ascii="Arial" w:cs="Arial" w:eastAsia="Arial" w:hAnsi="Arial"/>
+                <w:sz w:val="18"/>
+                <w:szCs w:val="18"/>
+              </w:rPr>
+              <w:t xml:space="preserve">likely range, chance of being late and the borderline badge</w:t>
             </w:r>
           </w:p>
         </w:tc>
